--- a/public/modeles/modele-facture-acompte.docx
+++ b/public/modeles/modele-facture-acompte.docx
@@ -667,7 +667,7 @@
           <w:sz w:val="17"/>
           <w:szCs w:val="17"/>
         </w:rPr>
-        <w:t xml:space="preserve">Cette facture d'acompte se rapporte au devis [D-2026-001] d'un montant total de [5 000,00 € HT].</w:t>
+        <w:t xml:space="preserve">Cette facture d'acompte se rapporte au devis [D-2026-001] d'un montant total de [5 000,00 euros HT].</w:t>
       </w:r>
     </w:p>
     <w:p>
@@ -680,7 +680,7 @@
           <w:sz w:val="17"/>
           <w:szCs w:val="17"/>
         </w:rPr>
-        <w:t xml:space="preserve">La facture de solde déduira l'acompte : Total HT 5 000,00 € - acompte 1 500,00 € = 3 500,00 € HT à facturer.</w:t>
+        <w:t xml:space="preserve">La facture de solde déduira l'acompte : Total HT 5 000,00 euros - acompte 1 500,00 euros = 3 500,00 euros HT à facturer.</w:t>
       </w:r>
     </w:p>
     <w:p>
@@ -706,7 +706,7 @@
           <w:sz w:val="17"/>
           <w:szCs w:val="17"/>
         </w:rPr>
-        <w:t xml:space="preserve">En cas de retard, pénalités au taux de [3 fois le taux d'intérêt légal] et indemnité forfaitaire de 40 €.</w:t>
+        <w:t xml:space="preserve">En cas de retard, pénalités au taux de [3 fois le taux d'intérêt légal] et indemnité forfaitaire de 40 euros.</w:t>
       </w:r>
     </w:p>
     <w:p>
